--- a/zaini_case_audit_output/outputs/word/documents/072_مذكرة إلحاقية على قضية 42824717 ـ التماس ـ تناقض الحكم - 28-01-2026.docx
+++ b/zaini_case_audit_output/outputs/word/documents/072_مذكرة إلحاقية على قضية 42824717 ـ التماس ـ تناقض الحكم - 28-01-2026.docx
@@ -70,15 +70,32 @@
     <w:p/>
     <w:p>
       <w:pPr>
+        <w:pStyle w:val="Heading2"/>
         <w:jc w:val="right"/>
         <w:bidi/>
       </w:pPr>
       <w:r>
-        <w:rPr>
-          <w:b w:val="0"/>
-          <w:i w:val="0"/>
-        </w:rPr>
-        <w:t>ةدجب فانئتسلاا ةمکحمب ةیناثلا ةیفانئتسلاا ةرئادلا ءاضعأو سیئر ةلیضفلا باحصأ الله مھظفح ،</w:t>
+        <w:t>صفحة 1</w:t>
+      </w:r>
+    </w:p>
+    <w:p>
+      <w:pPr>
+        <w:pStyle w:val="Heading2"/>
+        <w:jc w:val="right"/>
+        <w:bidi/>
+      </w:pPr>
+      <w:r>
+        <w:t>[نص الضبط / الحكم — المتن الفعلي] ===</w:t>
+        <w:br/>
+        <w:t>أصحاب الفضيلة رئيس وأعضاء الدائرة الاستئنافية الثانية بمحكمة الاستئناف بجدة حفظهم الله</w:t>
+        <w:br/>
+        <w:t>السلام عليكم ورحمة الله وبركاته</w:t>
+        <w:br/>
+        <w:t>الموضوع: مذكرة إلحاقية ببيان أهم التناقضات في الحكم رقم (5 ‎575١٠١751١١‏ 5) وتاريخ ١0/١555/0١اه‏</w:t>
+        <w:br/>
+        <w:t>في القضية رقم ‎)577517١1(‏ وتاريخ ‎557/1١7/75‏ ١ه‏ والمؤيد من دائرة الاستئناف الثانية بالمحكمة</w:t>
+        <w:br/>
+        <w:t>التجارية بجدة بالصك رقم (45707515571» وتاريخ ‎55/7/١7‏ 5ه</w:t>
       </w:r>
     </w:p>
     <w:p>
@@ -91,7 +108,13 @@
           <w:b w:val="0"/>
           <w:i w:val="0"/>
         </w:rPr>
-        <w:t>ھتاکربو الله ةمحرو مکیلع ملاسلا ) مقر مکحلا يف تاضقانتلا مھأ نایبب ةیقاحلإ ةرکذم :عوضوملا ٤٤٣١٠٢٥١١٤ خیراتو ( ٠١ / ٠١ / ١٤٤٥ ـھ ) مقر ةیضقلا يف ٤٢٨٢٤٧١٧ خیراتو ( ٢٥ / ١٢ / ١٤٤٢ ةمکحملاب ةیناثلا فانئتسلاا ةرئاد نم دیؤملاو ـھ ) مقر كصلاب ةدجب ةیراجتلا ٤٥٣٠٢٤١٦٢٢ خیراتو ، ١٣ /٣/ ١٤٤٥ ـھ ةلاکولا بجومب ينیز سابع دمحأ ةماسأ انلکوم نع مدقملا رظنلا ةداعإ سامتلا یلإو هلاعأ عوضوملل ةراشإ ا باحصلأ مدقتن ..../../.. خیراتو (........) مقر مکحلا يف تاضقانتلا مھأ نایبب ةیقاحللإا ةرکذملا هذھب ةلیضفل .ھیف رظنلا ةداعإ بجوی امم :عئاقولا :ةیلاتلا طاقنلا يف اھلمجأ ١- قو سمتلملا ع دقع ا حیحص ا هدلاو عم خیراتب ٢٠ / ٠٩ / ١٤٣١ ،ـھ ھیلعو عئابلا عیقوت و ةثلاث ذاتسلأا :مھ دوھش ،يدھنلا ناندع ذاتسلأاو ،يماثقلا لصیف ذاتسلأاو يباصولا دعسم هدبع ، حیحص فرصت وھو عم قفاوتمو ماظنلاو عرشلا حیحص متو ةایح يف احیحص عیبلا اذھ وھو (عئابلا) ةیعرش تاظوحلم وأ دویق يأ نودو ،ثروملا ،دقعلا عیقوت تقو نیفرطلا ةیلھأ يف نعطت ةیماظن وأ ھیلع الله یلص ھلوقل نیفرطلا يضارتب مت حیحص عیب وھف ملسو ": امنإ عیبلا نع ضارت ھب ءافولا بجی عرشلا حیحص عم قفاوتم " امک ، أ مل ھن یلع اھتقو دحأ ضرتعی عیبلا ةحص . ٢- ) مقرب رداصلا ةدجب ةیرادلإا ةمکحملاب رشع ةعباسلا ةیراجتلا ةرئادلا نم يئاضقلا مکحلا ردص ١٨٥ / ١٧ /٢ ( خیراتو ٢/ ١٢ / ١٤٣٢ نیب حلاصتلا انمضتم ـھ مھدض سمتلملا نیبو ، مت يذلاو ،يلکوم ب يضارتلاو قافتلاا دعب ھیلإ راشملا عیبلا دقع هلاعأ یرات يف ادیدحتو خ ٢/ ١٢ / ١٤٣٢ ) یلع تابلاطم يأ مھل نوکت لاأ یلع ،ـھ ةکرش ) يراجت لجس ةدودحملا ةیراجتلا ينیز دمحأ ١٠٢ ٩ ٤٠٣٠١٦ اھریغو ( اھددعو حلصلا يف ةددحملا تاکرشلا نم ) ١١ حلصلاب جراختلا ربتعیو (ةکرش ( - اصن ھیف درو امک - قحل اطاقسإو ،يلکوم ةمذل يئاھنو لماش ةمذ ءاربإ ىوعد وأ بلطم يأ يف فنأتسملا كلتب قلعتی امیف لبقتسملاو رضاحلاو يضاملا يف اھببس وأ اھعون ناک امھم تاکرشلا يف ھقح طقسی ھیلعو ، .تاکرشلا هذھب قلعتی امیف ةبلاطملا ٣- مقر ىوعدلا مھدض فنأتسملا ماقأ ) ٤٢٨٢٤٧١٧ ( خیراتو ٢٥ / ١٢ / ١٤٤٢ اھیف اوبلاطو ،ةیراجتلا ةمکحملا يف ـھ مث عیبلا دقع لاطبإب اوبلاط عیبلا نم مھتصحب ،نبغ ھیف نکلو حیحص عیبلا نأ رابتعا یلع صصحلا مییقت ةداعإ مث عیبلا اذھ نأ ملعلا عم ثروملا ةایح يف مت و ةمکحم مکح ردص مث ،ھتایح لاحو ةیعرشلا طورشلا عم قفاوتی دقعب ) مقر فانئتسلاا ٤٥٣٠٢٤١٦٢٢ خیراتو ( ١٣ / ٠٣ / ١٤٤٥ فنأتسملا ماقأ مث یلولأا ةجردلا ةمکحم مکح دییأتب ،ـھ ایاضقلا نم دیدعلا هدض .اھتراسخ مت ةیدیک اھبلغأ يلکوم دض :ةلیضفلا باحصأ طیحن مک :اھنمو سامتللاا لوبقو مکحلا يف رظنلا ةداعإ بجوت تاضقانتلا نم ددع دوجوب املع :لاوأ :ثروملا لوح ضقانتلا ص يف رکذ ثیح ھبابسأ يف مکحلا ضقانت ١٤ ةماعلا ةمکحملا يضاق باطخ نأب يف خرؤملا ةدجب ١٨ /٢/ ١٤٤٢ لا رقأ" ،ةماسأ ھنبا لیکوت لجأ نم ھمامأ ثروملا ھیف رضح يذلاو ـھ ثروم ) مقر كصلاب تبثملاو ،ھئانبأ دحلأ ھکلامأ نم ءيش يأ عبی مل ھنأب ٣٣٢٨٦٣٩٢ خیراتو ( ٨/٦/ ١٤٣٣ ... "ـھ (ينطولا سرحلا یفشتسم) ةیبطلا زیزعلا دبع كلملا ةنیدم نم يبط ریرقت رودص تباثلا نأ امک" :لاق نأ یلإ خیراتب ٢/ ١٢ / ١٤٣١ يف يبط ریرقت هززعو ،ثروملا كاردإ مدع نیبی ـھ يف خرؤملا ةیسفنلا ةحصلا یفشتسم ٨/٦/ ١٤٣٢ .نایسنلا نم يناعی ثروملا نأ ھتایط يف تبثأ ثیح ـھ يذلا حیحصلا دقعلاب ذخأت مل ةرئادلا نأ يف ضقانتلا نمکی مت احیحص يبطلا ریرقتلا خیرات لبق ھنأ تتبثأ مث ، يأ عبی مل ھنأب هرارقإ نع تثدحت امدنع اھنابسح يف كلذب ذخأت ملو یسنی ؟ھئانبأ دحلأ ھکلامأ نم ءيش ثروملا عیقوت نأ امک - ریبخلا رجاتلا وھو - ماع دقعلا یلع ١٤٣١ وھ رمتساو ، ثروملاو ماع ھتافو یلإ ١٤٣٨ ـھ یعدملا وھو يرتشملل ارقتسم قحلا لعجی ھئانبأ وأ ةکرشلا هاجت ةیفاضإ قوقح يأب بلاطی نأ نود ھیلع امل غارفلإا رخأت ھتحص نم للقی لاو ، .نھرلا دادس دعب</w:t>
+        <w:t>إشارة للموضوع أعلاه وإلى التماس إعادة النظر المقدم عن موكلنا أسامة أحمد عباس زيني بموجب الوكالة</w:t>
+        <w:br/>
+        <w:t>رقم (........) وتاريخ ../../.... نتقدم لأصحاب الفضيلة بهذه المذكرة الإلحاقية ببيان أهم التناقضات في الحكم</w:t>
+        <w:br/>
+        <w:t>مما يوجب إعادة النظر فيه.</w:t>
+        <w:br/>
+        <w:t>:ةيلاتلا طاقنلا يف اهلمجأ :عئاقولا</w:t>
       </w:r>
     </w:p>
     <w:p>
@@ -104,7 +127,17 @@
           <w:b w:val="0"/>
           <w:i w:val="0"/>
         </w:rPr>
-        <w:t>1</w:t>
+        <w:t>‎-١‏ وقع الملتمس عقدًا صحيحًا مع والده بتاريخ ا ار ا وعليه توفيع البائع وثلاثة شهود هم: الأستاذ</w:t>
+        <w:br/>
+        <w:t>عم قفاوتمو حيحص فرصت وهو « يباصولا دعسم هدبع ذاتسألاو ءيدهنلا ناندع ذاتسألاو «يماثقلا لصيف</w:t>
+        <w:br/>
+        <w:t>ةيعرش تاظوحلم وأ دويق يأ نودو ؛ثروملا وهو (عئابلا) ةايح يف احيحص عي بلا اذه متو ماظنلاو عرشلا حيحص</w:t>
+        <w:br/>
+        <w:t>أو نظامية تطعن في أهلية الطرفين وقت توقيع العقد» فهو بيع صحيح تم بتراضي الطرفين لقوله صلى الله عليه</w:t>
+        <w:br/>
+        <w:t>وسلم:" إنما البيعغ عن تراض" متوافق مع صحيح الشرع يجب الوفاء به» كما أنه لم يعترض أحد وقتها على</w:t>
+        <w:br/>
+        <w:t>صحة البيع.</w:t>
       </w:r>
     </w:p>
     <w:p>
@@ -117,7 +150,17 @@
           <w:b w:val="0"/>
           <w:i w:val="0"/>
         </w:rPr>
-        <w:t>:ایناث ا لوح ضقانتلا :صصحل ذ ساسأ یلع ناک ةماسأ خیشلل صصحلا لقنب ءاکرشلا رارق نأ بابسلأا يف رک ) غلبم ٤٥٠.٠٠٠ تناک ةلازغ وبأ ریرقت اھدروأ يتلا ةیقوسلا ةمیقلا نأ نیح يف ،ريال فلأ نوسمخو ةئامعبرأ ( ) :يلامجإب ٣٦٨.٧٥٧.٩٣١ ،نویلم ( تباثلا نأ نیح يف غلبم لباقم عیبلا دقعل اقفو ءاج صصحلا لاقتنا نأ وھ ) ١٢٠.٠٠٠.٠٠٠ ف ،انویلم نورشعو ةئام ( اقطنم ھعم لیحتسی خراص ضقانت دوجوو غلابم ةثلاث دوجو مغر نیفرط نم مت يذلا حیحصلا دقعلا بجومب مت عیبلا نأ عم ،عمجلا اعقاوو نیدشار نیمیلس ،ھعاقیإ نادصقی جو یلع امھتدارإ تبصناو و .هدو مب ةرئادلا ذخأ مدع غلب دقعلا - اماظنو اعرش احیحص مت يذلا - ضقانتلا اذھو ،رربملا ریغو ھل ببسملا ریغ دعی فلاخم مکحلا يف رظنلا ةداعإ بجوت ة ، ثیح تملع ةرئادلا ھنأو دقعلا دوجوب دادسلا تابثإ بلطت ملو ،غلبملا دادس ةیلآ یلع لمتشی ، و دکأتت مل لا وأ دقعلا قفو مت لھ ؟ ةمکحملا یلع بجی ناک ةاعارم لا ةمیق ةقیقحلا عقاولل اھبرقأو فانئتسلاا مکحلا يف أطخلا سفن ررکتو ،نیفرطلا ةدارلإ ققحملاو . :اثلاث تاءارجلإا يف ضقانتلا : :يئادتبلاا مکحلا ١- امھتدارإ لماکب نیفرطلا نم عقوملا حیحصلا دقعلا هاجت يعرشلا یضتقملا ةرئادلا رجت مل دقف ،امھتیلھأو نعطلا مت یلع اھمامأ دکأتی نأ نود رملأا فقوت مث ..ةیئانجلا تاقیقحتلا زکرمل بھذو دقعلا ةحص نم يضاقلا ، ،تاقیقحتلا ةجیتن بلطی ملو ھنأ نم مغرلاب بثإ يف ساسلأا ،ھمامتو عیبلا تا ٢- اضیأو : صصحلا غلبم نم نوید نم هدادس مت ام ةرئادلا مصخت مل ، ٣- :اضیأو اھددح يتلا ةرجلأا غلبم ةرئادلا ربتعت مل ثروملا ىوعدلا هذھ يف ھیلع یعدملا وھو) يناثلا فرطلل (عئابلا وھو) - (سمتلملا دقعلا لبق ام ةرتف نع ، ةرجأف تلملا ھیلع یعدملا) يرتشملا ،(سم ل ةقحتسم ةرئادلا اھربتعت مل ھ .(ثروملا) عئابلا ةمذ يف مکح يف ىرجو فانئتسلاا نم ددع ضقانتلا تا تابثلإا تاءارجإ يف اھنمو : ١- مکحلا نأ ةرئادلا نأ یلإ راشأ ،نمثلا عفد تبثت يتلا ةیکنبلا تادنتسملاو تاعیقوتلا نم ققحتلا تاءارجإ تلفغأ ةیئادتبلاا نأو مدقی مل يعدملا امنیب ،ملاتسلاا مدع یلع ایدام لایلد فدلا تبثت ةیکنب تادنتسم مدق ھیلع یعدملا ،ع حیحصب ذخلأا متی مل كلذ عمو هراثآو دقعلا (سمتلملا) ھیلع یلعدملا تادنتسمب لاو ، . : ٢- نأ ةمکحملا تضفر لاطبلإ انلکوم ةدلاو باوجتسا بلطلا نأ ترکذ مث ،تلااکولا ھیف لطبت اھل ویدیف یلع تعلطا مث ،اھل يزاوج قح كلذ نأ تأرو تلااکولا لوبقم ریغ كلذل ببست ملو رمأ ھنأ مغر يرھوج ىوعدلا يف ، لاو ویدیف بجومب لیلد وھ ھیلع تعلطا يذلا .تابثلإا ماظن ٣- نأ مکحلا لفغأ :يلی ام .أ ثروملا عیقوت لدعلا بتاک مامأ جراختلاو عیبلا دقع یلع . .ب ةیکنبلا تادنتسملا ) ھیلع قفتملا غلبملل ثروملا یقلت تبثت يتلا ١٢٠,٠٠٠,٠٠٠ (ريال ، عفدب يلکوم مایقو لبملا اذھ نم ثروملا هدلاو یلع نوید غ ، مغر بساحملا ریرقت يف لثمتی مکحم ریغ لیلد یلع مکحلا دمتعا امنیب ع ام تاظوحلم نم ھیل . ٣- لافغإ ةاعارم مدعو تیقوتلا : ف ) عیبلا نم ةلماک ةنس دعب مت مییقتلا ١٤٣٢ امنیب ـھ يف مت عیبلا ١٤٣١ (ـھ ، نأ یفخی لاو ھ ةمیقلا يف ةیرذج تاریغت ثودحل ةیفاک ةنس ةدم نإف تاکرشلا ملاع يف ، نابسحلا يف ذخؤت مل ةمیقلا تعفر لماوع كانھو ةصاخ دیدج كیرش لوخد لثم (ةدودحملا وکزوأ ةکرش) وھو اھلامب مھاسمک صصحلا ءارش دعب ةکرشلل ، و حصی لاف ،لکک ةکرشلل ةیقوسلا ةمیقلا عفری لماع ھتاذ دحب وھ ىوتسم یلإ یقری لا يراشتسا يأر درجم ریرقتلا نأ امک ،يرھوجلا ثدحلا اذھ نع لزعمب صصحلا مییقت ضقنی يذلا عطاقلا لیلدلا ةقثوم ةیمسر تادنتسم :لثم دقع) ررحم حیحص و عقوم دوھش ھیلعو ، تادنتسمو (ةیکنب . عیبلا دقع نم فقوملا يف ضقانتلا :اسماخ : ١- ) ص مکحلا كص يف درو ٢ نأ ( ) مقر ىوعدلا ٣٣٢٨٦٣٩٢ خیراتو ( ٨/٦/ ١٤٣٣ يضاقلا ىدل ةروظنملا ـھ ةدجب ةماعلا ةمکحملا يف يدیازلا دمحم حلاص بلاط اھیف يعدملا دقعلا لاطبإب غلبم لباقمب مت يذلا ) ١٢٠ ( ريال نویلم ، نأ اذھ ینعمو يف نعطلا ببس دقعلا لباقملا وأ نمثلا وھ فن يف دروو ، س ) ص كصلا ٣ نعط ( ھتحص يف نیعدملا لصوو ریوزتلاب كلذو ،"انومضمو لاکش دقعلا اذھ ةحص يف نونعطی نیعدملا نأ ادکؤم" ث ةیئانجلا تاقیقحتلل رملأا اوعجارت م ، يفف ةیادبلا : دقعلا لاطبإب بلاط نکلو عیبلاب رقأ . مث اقحلا : ةحص يف نعط حیحص ریغ وأ روزم ھنأ یعداو دقعلا . نإ نعطلا مث دقعلاب كسمتلا عیقوتلا ریوزت ءاعداو ھتحص يف ، یلع لدی كسامتلا مدعو ، فقوملا فعض مث ءاعداب دقعلا ةیعورشم يف نعطلا یلع مئاقلا ھعافد نأ يعدملا كردأ امدنع</w:t>
+        <w:t>-١ ‎مقرب رداصلا ةدجب ةيرادإلا ةمكحملاب رشع ةعباسلا ةيراجتلا ةرئادلا نم يئاضقلا مكحلا ردص‏ /١17/١85١؟(‎</w:t>
+        <w:br/>
+        <w:t>‎خيراتو‏ 7”577/1١١7/ ‎١ه ‎دعب يضارتلاو قافتالاب مت يذلاو ءيلكوم نيبو ءمهدض سمنتلملا نيب حلاصتلا انمضتم‏</w:t>
+        <w:br/>
+        <w:t>‏عقد البيع المشار إليه أعلاه وتحديدا في تاريخ 7/7١577/1١هه على ألا تكون لهم أي مطالبات على (شركة‎</w:t>
+        <w:br/>
+        <w:t>‎يراجت لجس ةدودحملا ةيراجتلا ينيز دمحأ‏ )7 ٠701١755157١ 5( ‎اهددعو حلصلا يف ةددحملا تاكرشلا نم اهريغو‏</w:t>
+        <w:br/>
+        <w:t>‏المستأنف في أي مطلب أو دعوى مهما كان نوعها أو سببها في الماضي والحاضر والمستقبل فيما يتعلق بتلك‎</w:t>
+        <w:br/>
+        <w:t>‏الشركات» وعليه يسقط حقه في المطالبة فيما يتعلق بهذه الشركات.‎</w:t>
       </w:r>
     </w:p>
     <w:p>
@@ -130,7 +173,39 @@
           <w:b w:val="0"/>
           <w:i w:val="0"/>
         </w:rPr>
-        <w:t>2</w:t>
+        <w:t>‏- أقام المستأنف ضدهم الدعوى رقم (517171 57/87) وتاريخ ‎557/١7/75‏ ١ه‏ في المحكمة التجارية» وطالبوا فيها</w:t>
+        <w:br/>
+        <w:t>بإيطال عقد البيع ثم طالبوا بحصتهم من البيع ثم إعادة تقييم الحمصص على اعتبار أن البيع صحيح ولكن فيه غبن»</w:t>
+        <w:br/>
+        <w:t>مع العلم أن هذا البيع تم في حياة المورث وبعقد يتوافق مع الشروط الشرعية وحال حياته» ثم صدر حكم محكمة</w:t>
+        <w:br/>
+        <w:t>الاستئناف رقم (5570751777) وتاريخ ‎555/07/١7‏ ١ه‏ بتأييد حكم محكمة الدرجة الأولى ثم أقام المستأنف</w:t>
+        <w:br/>
+        <w:t>ضده العديد من القضايا ضد موكلي أغلبها كيدية تم خسارتها.</w:t>
+        <w:br/>
+        <w:t>أصحاب الفضيلة: نحيطكم علما بوجود عدد من التناقضات توجب إعادة النظر في الحكم وقبول الالتماس ومنها:</w:t>
+        <w:br/>
+        <w:t>أولا: التناقض حول المورث: تناقض الحكم في أسبابه حيث ذكر في ص ؛ ‎١‏ بأن خطاب قاضي المحكمة العامة</w:t>
+        <w:br/>
+        <w:t>بجدة المؤرخ في ‎5457/7/١6‏ ١ه‏ والذي حضر فيه المورث أمامه من أجل توكيل ابنه أسامة» "أقر المورث</w:t>
+        <w:br/>
+        <w:t>بأنه لم يبع أي شيء من أملاكه لأحد أبنائه» والمثبت بالصك رقم (85595/؟5؟3) وتاريخ 5757/5/8 ١ه"‏ ...</w:t>
+        <w:br/>
+        <w:t>(ينطولا سرحلا ىفشتسم) ةيبطلا زيزعلا دبع كلملا ةنيدم نم يبط ريرقت رودص تباثلا نأ امك" :لاق نأ ىلإ</w:t>
+        <w:br/>
+        <w:t>بتاريخ 75 اهيبين عدم إدراك المورث» وعززه تقرير طبي في مستشفى الصحة النفسية المؤرخ في</w:t>
+        <w:br/>
+        <w:t>هه حيث أثبت في طياته أن المورث يعاني من النسيان.</w:t>
+        <w:br/>
+        <w:t>يكمن التناقض في أن الدائرة لم تأخذ بالعقد الصحيح الذي تم صحيحا قبل تاريخ التقرير الطبيء ثم أتبتت أنه</w:t>
+        <w:br/>
+        <w:t>ينسى ولم تأخذ بذلك في حسبانها عندما تحدثت عن إقراره بأنه لم يبع أي شيء من أملاكه لأحد أبنائه؟</w:t>
+        <w:br/>
+        <w:t>كما أن توقيع المورث -وهو التاجر الخبير- على العقد عام ‎»١57”١‏ واستمر هو والمورث إلى وفاته عام</w:t>
+        <w:br/>
+        <w:t>هه دون أن يطالب بأي حقوق إضافية تجاه الشركة أو أبنائه يجعل الحق مستقرا للمشتري وهو المدعى</w:t>
+        <w:br/>
+        <w:t>عليه» ولا يقلل من صحته تأخر الإفراغ لما بعد سداد الرهن.</w:t>
       </w:r>
     </w:p>
     <w:p>
@@ -143,7 +218,223 @@
           <w:b w:val="0"/>
           <w:i w:val="0"/>
         </w:rPr>
-        <w:t>النزاع في صحة العقد والمطالبة بإبطالھ، وبین ما انتھی إلیھ الحال من تقییم حصص في شرکة. حقیقة وھي وھذا یبین التناقض الصریح بین طبیعة الدعوى ال المحکمة التجاریة نظرت إلی قیمة الحصص. ولکن ، فقد کان من الواجب علی المحکمة أن تنظر في ھذه الجزئیة إبطال عقد البیع مرفوعة أساسا للنظر في لی المحکمة المختصة وتلتزم المحکمة المحال إلیھا بنظر الدعوى" وحیث کانت الدعوى الحاجة منھا:" فتحیلھا إ ) من الالئحة التنفیذیة لنظام المرافعات الشرعیة، ونص ٧٨ ھـ، واستدلت في اختصاصھا بالمادة ( ١٤٣٢ ٤/٣/ ) وتاریخ ٣٢١٨٨٨٣ ھـ في القضیة رقم ( ١٤٣٨ / ١٠ / ٢٥ ) وتاریخ ٣٨٥٥٨٤٩ التي صدر منھا الصك رقم ( ذکر الحکم في أسبابھ أن القضیة محالة من المحکمة العامة : التناقض بین سبب إحالة الدعوى والحکم ا: سادس عنھا إلی غیرھا. کما یتناقض مع الثابت من تواریخ التقاریر الطبیة التي تثبت بیقین أنھا بعد العقد ولیست قبلھ. علی الواقعة محل الدعوى". وھذا یتناقض مع الثابت فقھا ونظاما من أنھ إذا تم العقد بإرادة صحیحة فال یعدل من وجود الغبن الفاحش، وکون المورث فاقدا لألھلیة واإلدراك، وعلیھ فال یمکن إعمال ھذه المواد آنفة الذکر قیمة التي ابتاعھا المدعی علیھ، وفقا لما أسس بھ الدعوى لھا، ولم ینکر واقعة البیع لھا، إنما یطعن في صحة ال :" ذلك أن المدعي لم یطلب االسترداد ) مع الثابت شرعا ونظاما ١٦ ( قول الدائرة في األسباب ص ویتناقض ٥- إال بدلیل جلي معتمد". ، فھو دلیل ثابت طرحتھ الدائرة في مقابل قرائن؟!" "والثابت ال یصار إلی غیره الدائرة بھ أخذ وھو محرر ولم ت أي من ذوي الشأن في المحرر الرسمي حجة علیھ، ما لم یثبت غیر ذلك". والثابت وجود عقد ووجود توقیع ) من نظام اإلثبات التي نصت علی أن"مضمون ما ذکره ٢٦ سابق" ثم ناقض الحکم نفسھ عندما استدل بالمادة ( ون ما ینشأ عن ذلك اإلثبات أو اإلمضاء من أثر الحق أو یطلب منھما توثیقھ وفقا لإلجراءات المطبقة لدیھما، د علیھ وزارة التجارة وکاتب العدل اإلمضاء وأصبحا محررات رسمیة إال أن دورھما یقتصر علی توثیق ما ما جاء في أسبابھ المحرر الرسمي ومضمونھ عندما قال:" وحیث وإن کان البیع أجرت طرح ک الحکم کما أن ، ریخ العقد ولیس قبلھ لتا الحقة فتواریخ المستشفی والصحة النفسیة تم صحیحا بتوقیع المورث، وحال أھلیتھ وھذه النتیجة تناقض التواریخ الثابتة من کون العقد کما أن القرائن احتفت بکونھ غیر مدرك وفاقد لألھلیة" ا أن القرائن محتفة بکون المورث لم یوقع أصالة علی عقد البیع وتعدیل عقد التأسیس، بقولھا:" وبم ) ١٥ ( ص بالرغم من الملحوظة السابقة بأن المحکمة غیر معنیة بتحقیق صحة عقد البیع من عدمھ إال أنھا جزمت في و٤- . ونظاما وتم البیع حال أھلیتھما المعتبرة شرعا ، خاصة إذا ثبت أن البائع والمشتري کالھما تاجرین بعده من إجراءات فالتحقق من صحة البیع ینسف ما ، ، ولو کان الثمن أقل من ذلك بکامل حریتھما وأھلیتھما خاصة وأنھما کانا یتوقف وینحسر عند إرادة المتبایعین صحتھا، بل للغبن في قیمة المبیع لیس إال" والحق أن البحث في الغبن بأن "الدعوى الماثلة متوجھة لیس إلنکار واقعة البیع وعدم ) ١٥ ( ص کذلك ئرة في األسباب ذکرت الدا کما ٣- . فھو یعزز أن تقوم الدائرة بالتدقیق من تلقاء نفسھا ، ؟ أضف إلی ذلك ما تم الطعن بھ من قبل المدعین بالتزویر عدم صحتھ للقضاء بصحة المحرر أو تزویره أو رجح لدیھا عدم صحتھ، ثم تقول إنھا غیر ملزمة بتحقیق العقد إال إذا کانت المستندات لم تتضمن ما یکفي ی " وھذا تناقض ظاھر فکیف تکون الدائرة غیر ملزمة بتحقیق العقد الذي وجدت من القرائن ما عدم صحتھ أو غیر ملزمة بتحقیقھ إال إذا کانت وقائع الدعوى ومستنداتھا لم تتضمن ما یکفي للقضاء بصحة المحرر أو تزویره ، ووقوع الغبن الفاحش فیھ علی القول بصحتھ، والدائرة القضائیة وبما أن القرائن محتفة بعدم صحة عقد البیع ونصھ:" ما یدل علی التناقض العجیب ) في األسباب ١٥ : حول العقد ص ( الستئناف جاء في حکم محکمة ا ٢- . ) ٩٥ - ٩٤ بھ ولم تعمل آثاره وفقا لنظام المعامالت المدنیة المواد ( لم تبطل المحکمة عقد البیع رغم الطعن فیھ بالتزویر، ولم تأخذ ومع ذلك . التزویر لجأ إلی الدفع بالغبن الفاحش</w:t>
+        <w:t>‎1</w:t>
+      </w:r>
+    </w:p>
+    <w:p>
+      <w:pPr>
+        <w:pStyle w:val="Heading2"/>
+        <w:jc w:val="right"/>
+        <w:bidi/>
+      </w:pPr>
+      <w:r>
+        <w:t>صفحة 2</w:t>
+      </w:r>
+    </w:p>
+    <w:p>
+      <w:pPr>
+        <w:pStyle w:val="Heading2"/>
+        <w:jc w:val="right"/>
+        <w:bidi/>
+      </w:pPr>
+      <w:r>
+        <w:t>[نص الضبط / الحكم — المتن الفعلي] ===</w:t>
+        <w:br/>
+        <w:t>ساسأ ىلع ناك ةماسأ خيشلل صصحلا لقنب ءاكرشلا رارق نأ بابسألا يف ركذ :صصحلا لوح ضقانتلا :ايناث</w:t>
+        <w:br/>
+        <w:t>مبلغ ‎)550,6٠٠(‏ أربعمائة وخمسون ألف ربإل» في حين أن القيمة السوقية التي أوردها تقرير أبو غزالة كانت</w:t>
+        <w:br/>
+        <w:t>بإجمالي: (57,17517,471؟) مليون» في حين أن الثابت هو أن انتقال الحصص جاء وفقا لعقد البيع مقابل مبلغ</w:t>
+        <w:br/>
+        <w:t>‎٠٠٠0٠٠0‏ مائة وعشرون مليوناء فرغم وجود ثلاثة مبالغ ووجود تناقض صارخ يستحيل معه منطقا</w:t>
+        <w:br/>
+        <w:t>وواقعا الجمع» مع أن البيع تم بموجب العقد الصحيح الذي تم من طرفين سليمين راشدين يقصدان إيقاعه.</w:t>
+        <w:br/>
+        <w:t>وانصبت إرادتهما على وجوده. وعدم أخذ الدائرة بمبلغ العقد -الذي تم صحيحا شرعا ونظاما وهذا التناقض</w:t>
+        <w:br/>
+        <w:t>غير المسبب له وغير المبررء يعد مخالفة توجب إعادة النظر في الحكم» حيث علمت الدائرة بوجود العقد وأنه</w:t>
+        <w:br/>
+        <w:t>يشتمل على آلية سداد المبلغ» ولم تطلب إثبات السداد»ء ولم تتأكد هل تم وفق العقد أو لا؟ كان يجب على المحكمة</w:t>
+        <w:br/>
+        <w:t>مراعاة القيمة الحقيقة وأقربها للواقع والمحقق لإرادة الطرفين» وتكرر نفس الخطأ في الحكم الاستئناف.</w:t>
+        <w:br/>
+        <w:t>:تاءارجإلا يف ضقانتلا :اثلاث</w:t>
+        <w:br/>
+        <w:t>امهتدارإ لماكب نيفرطلا نم عقوملا حيحصلا دقعلا هاجت يعرشلا ىضتقملا ةرئادلا رجت مل ‏-١‎ :يئادتبالا مكحلا</w:t>
+        <w:br/>
+        <w:t>وأهليتهماء فقد تم الطعن أمامها على العقد وذهب لمركز التحقيقات الجنائية.. ثم توقف الأمر دون أن يتأكد</w:t>
+        <w:br/>
+        <w:t>القاضي من صحة العقدء ولم يطلب نتيجة التحقيقاتء؛ بالرغم من أنه الأساس في إثبات البيع وتمامه: ‎-١‏ وأيضا:</w:t>
+        <w:br/>
+        <w:t>لم تخصم الدائرة ما تم سداده من ديون من مبلغ الحمصصء ”"- وأيضا: لم تعتبر الدائرة مبلغ الأجرة التي حددها</w:t>
+        <w:br/>
+        <w:t>المورث (وهو البائع) للطرف الثاني (وهو المدعى عليه في هذه الدعوى- الملتمس) عن فترة ما قبل العقدء</w:t>
+        <w:br/>
+        <w:t>.(ثروملا) عئابلا ةمذ يف هل ةقحتسم ةرئادلا اهربتعت مل «(سمتلملا هيلع ىعدملا) يرتشملا ةرجأف</w:t>
+        <w:br/>
+        <w:t>وجرى في حكم الاستئناف عدد من التناقضات في إجراءات الإثبات ومنها: ‎-١‏ أن الحكم أشار إلى أن الدائرة</w:t>
+        <w:br/>
+        <w:t>الابتدائية أغفلت إجراءات التحقق من التوقيعات والمستندات البنكية التي تثبت دفع الثمن» وأن المدعي لم يقدم</w:t>
+        <w:br/>
+        <w:t>دليلاآً مادياً على عدم الاستلامء بينما المدعى عليه قدم مستندات بنكية تثبت الدفع» ومع ذلك لم يتم الأخذ بصحيح</w:t>
+        <w:br/>
+        <w:t>العقد وآثاره. ولا بمستندات المدعلى عليه (الملتمس). : ؟- أن المحكمة رفضت استجواب والدة موكلنا لإبطال</w:t>
+        <w:br/>
+        <w:t>الوكالات ورأت أن ذلك حق جوازي لهاء ثم اطلعت على فيديو لها تبطل فيه الوكالات» ثم ذكرت أن الطلب</w:t>
+        <w:br/>
+        <w:t>غير مقبول ولم تسبب لذلك رغم أنه أمر جوهري في الدعوى. والفيديو الذي اطلعت عليه هو دليل بموجب</w:t>
+        <w:br/>
+        <w:t>نظام الإثبات. ‎-٠‏ أن الحكم أغفل ما يلي: أ. توقيع المورث على عقد البيع والتخارج أمام كاتب العدل. ب.</w:t>
+        <w:br/>
+        <w:t>عفدب يلكوم مايقو «(لاير ‏)١٠١٠٠٠١٠٠٠١‎ هيلع قفتملا غلبملل ثروملا ىقلت تبثت يتلا ةيكنبلا تادنتسملا</w:t>
+        <w:br/>
+        <w:t>ديون على والده المورث من هذا المبلغ؛ بينما اعتمد الحكم على دليل غير محكم يتمثل في تقرير المحاسب رغم</w:t>
+        <w:br/>
+        <w:t>ما عليه من ملحوظات. "- إغفال وعدم مراعاة التوقيت: فالتقييم تم بعد سنة كاملة من البيع ‎577١‏ ١ه‏ بينما</w:t>
+        <w:br/>
+        <w:t>البيع تم في ‎57١‏ ١ه)»‏ ولا يخفى أنه في عالم الشركات فإن مدة سنة كافية لحدوث تغيرات جذرية في القيمة»</w:t>
+        <w:br/>
+        <w:t>(ةدودحملا وكزوأ ةكرش) وهو ديدج كيرش لوخد لثم نابسحلا يف ذخؤت مل ةميقلا تعفر لماوع كانهو ةصاخ</w:t>
+        <w:br/>
+        <w:t>حصي الف ءلكك ةكرشلل ةيقوسلا ةميقلا عفري لماع هتاذ دحب وهو ءصصمحلا ءارش دعب ةكرشلل اهلامب مهاسمك</w:t>
+        <w:br/>
+        <w:t>تقييم الحصص بمعزل عن هذا الحدث الجوهريء كما أن التقرير مجرد رأي استشاري لا يرقى إلى مستوى</w:t>
+        <w:br/>
+        <w:t>الدليل القاطع الذي ينقض مستندات رسمية موثقة مثل: (عقد محرر صحيح وموقع وعليه شهودء ومستندات</w:t>
+        <w:br/>
+        <w:t>بنكية).</w:t>
+        <w:br/>
+        <w:t>خامسا: التناقض في الموقف من عقد البيع:</w:t>
+        <w:br/>
+        <w:t>١-ورد‏ في صك الحكم ص ‎)١(‏ أن الدعوى رقم (372777537؟37) وتاريخ 57775/8 ١ه‏ المنظورة لدى القاضي</w:t>
+        <w:br/>
+        <w:t>‏)١١١(‎ غلبم لباقمب مت يذلا دقعلا لاطبإب يعدملا اهيف بلاط ةدجب ةماعلا ةمكحملا يف يديازلا دمحم حلاص</w:t>
+        <w:br/>
+        <w:t>‏مليون ريال» ومعنى هذا أن سبب الطعن في العقد هو الثمن أو المقابل» وورد في نفس الصك ص (؟) طعن</w:t>
+        <w:br/>
+        <w:t>المدعين فى صحته "مؤكدا أن المدعين يطعنون فى صحة هذا العقد شكلا ومضمونا", وذلك بالتزوير ووصل</w:t>
+        <w:br/>
+        <w:t>الأمر للتحقيقات الجنائية ثم تراجعواء ففي البداية: أقرّ بالبيع ولكن طالب بإبطال العقد. ثم لاحقاً: طعن في صحة</w:t>
+        <w:br/>
+        <w:t>العقد وادعى أنه مزور أو غير صحيح. إن التمسك بالعقد ثم الطعن في صحته وادعاء تزوير التوقيع» يدل على</w:t>
+        <w:br/>
+        <w:t>ضعف الموقف , وعدم التماسك ثم عندما أدرك المدعي أن دفاعه القائم على الطعن في مشروعية العقد بادعاء</w:t>
+        <w:br/>
+        <w:t>2</w:t>
+      </w:r>
+    </w:p>
+    <w:p>
+      <w:pPr>
+        <w:pStyle w:val="Heading2"/>
+        <w:jc w:val="right"/>
+        <w:bidi/>
+      </w:pPr>
+      <w:r>
+        <w:t>صفحة 3</w:t>
+      </w:r>
+    </w:p>
+    <w:p>
+      <w:pPr>
+        <w:pStyle w:val="Heading2"/>
+        <w:jc w:val="right"/>
+        <w:bidi/>
+      </w:pPr>
+      <w:r>
+        <w:t>[نص الضبط / الحكم — المتن الفعلي] ===</w:t>
+        <w:br/>
+        <w:t>التزوير لجأ إلى الدفع بالغبن الفاحش. ومع ذلك لم تبطل المحكمة عقد البيع رغم الطعن فيه بالتزوير» ولم تأخذ</w:t>
+        <w:br/>
+        <w:t>.(35-55) داوملا ةيندملا تالماعملا ماظنل اقفو هراثآ لمعت ملو هب</w:t>
+        <w:br/>
+        <w:t>"-جاء في حكم محكمة الاستئناف: حول العقد ص ‎)١5(‏ في الأسباب ما يدل على التناقض العجيب ونصه:"</w:t>
+        <w:br/>
+        <w:t>وبما أن القرائن محتفة بعدم صحة عقد البيع؛ ووقوع الغبن الفاحش فيه على القول بصحته؛ والدائرة القضائية</w:t>
+        <w:br/>
+        <w:t>غير ملزمة بتحقيقه إلا إذا كانت وقائع الدعوى ومستنداتها لم تتضمن ما يكفي للقضاء بصحة المحرر أو تزويره</w:t>
+        <w:br/>
+        <w:t>أو عدم صحته" وهذا تناقض ظاهر فكيف تكون الدائرة غير ملزمة بتحقيق العقد الذي وجدت من القرائن ما</w:t>
+        <w:br/>
+        <w:t>يرجح لديها عدم صحته. ثم تقول إنها غير ملزمة بتحقيق العقد إلا إذا كانت المستندات لم تتضمن ما يكفي</w:t>
+        <w:br/>
+        <w:t>للقضاء بصحة المحرر أو تزويره أو عدم صحته؟ أضف إلى ذلك ما تم الطعن به من قبل المدعين بالتزوير»</w:t>
+        <w:br/>
+        <w:t>فهو يعزز أن تقوم الدائرة بالتدقيق من تلقاء نفسها..</w:t>
+        <w:br/>
+        <w:t>"- كما ذكرت الدائرة في الأسباب كذلك ص ‎)١5(‏ بأن "الدعوى الماثلة متوجهة ليس لإنكار واقعة البيع وعدم</w:t>
+        <w:br/>
+        <w:t>صحتهاء بل للغبن في قيمة المبيع ليس إلا" والحق أن البحث في الغبن يتوقف وينحسر عند إرادة المتبايعين</w:t>
+        <w:br/>
+        <w:t>خاصة وأنهما كانا بكامل حريتهما وأهليتهماء ولو كان الثمن أقل من ذلكء فالتحقق من صحة البيع ينسف ما</w:t>
+        <w:br/>
+        <w:t>بعده من إجراءات خاصة إذا ثبت أن البائع والمشتري كلاهما تاجرينء وتم البيع حال أهليتهما المعتبرة شرعا</w:t>
+        <w:br/>
+        <w:t>ونظاما.</w:t>
+        <w:br/>
+        <w:t>5 -وبالرغم من الملحوظة السابقة بأن المحكمة غير معنية بتحقيق صحة عقد البيع من عدمه إلا أنها جزمت في</w:t>
+        <w:br/>
+        <w:t>ص ‎)١5(‏ بقولها:" وبما أن القرائن محتفة بكون المورث لم يوقع أصالة على عقد البيع وتعديل عقد التأسيس»</w:t>
+        <w:br/>
+        <w:t>كما أن القرائن احتفت بكونه غير مدرك وفاقد للأهلية" وهذه النتيجة تناقض التواريخ الثابتة من كون العقد</w:t>
+        <w:br/>
+        <w:t>.هلبق سيلو دقعلا خيراتل ةقحال ةيسفنلا ةحصلاو ىفشتسملا خيراوتف هتيلهأ لاحو .ءثروملا عيقوتب احيحص مت</w:t>
+        <w:br/>
+        <w:t>كما أن الحكم طرح كما جاء في أسبابه المحرر الرسمي ومضمونه عندما قال:" وحيث وإن كان البيع أجرت</w:t>
+        <w:br/>
+        <w:t>عليه وزارة التجارة وكاتب العدل الإمضاء وأصبحا محررات رسمية إلا أن دورهما يقتصر على توثيق ما</w:t>
+        <w:br/>
+        <w:t>يطلب منهما توثيقه وفقا للإجراءات المطبقة لديهماء دون ما ينشأ عن ذلك الإثبات أو الإمضاء من أثر لاحق أو</w:t>
+        <w:br/>
+        <w:t>سابق" ثم ناقض الحكم نفسه عندما استدل بالمادة ‎)١7(‏ من نظام الإثبات التي نصت على أن"مضمون ما ذكره</w:t>
+        <w:br/>
+        <w:t>أي من ذوي الشان في المحرر الرسمي حجة عليه ما لم يثبت غير ذلك". والثابت وجود عقد ووجود توقيع</w:t>
+        <w:br/>
+        <w:t>وهو محرر ولم تأخذ الدائرة به» فهو دليل ثابت طرحته الدائرة في مقابل قرائن؟! "والثابت لا يصار إلى غيره</w:t>
+        <w:br/>
+        <w:t>إلا بدليل جلي معتمد".</w:t>
+        <w:br/>
+        <w:t>5-ويتناقض قول الدائرة في الأسباب ص ‎)١5(‏ مع الثابت شرعا ونظاما:" ذلك أن المدعي لم يطلب الاسترداد</w:t>
+        <w:br/>
+        <w:t>لهاء ولم ينكر واقعة البيع لهاء إنما يطعن في صحة القيمة التي ابتاعها المدعى عليه» وفقا لما أسس به الدعوى</w:t>
+        <w:br/>
+        <w:t>ركذلا ةفنآ داوملا هذه لامعإ نكمي الف هيلعو «كاردإلاو ةيلهألل ادقاف ثروملا نوكو ءشحافلا نبغلا دوجو نم</w:t>
+        <w:br/>
+        <w:t>على الواقعة محل الدعوى". وهذا يتناقض مع الثابت فقها ونظاما من أنه إذا تم العقد بإرادة صحيحة فلا يعدل</w:t>
+      </w:r>
+    </w:p>
+    <w:p>
+      <w:pPr>
+        <w:pStyle w:val="Heading2"/>
+        <w:jc w:val="right"/>
+        <w:bidi/>
+      </w:pPr>
+      <w:r>
+        <w:t>[ترويسة / كليشة وزارة العدل — معلومات رسمية متكررة] ===</w:t>
+        <w:br/>
+        <w:t>عنها إلى غيرها. كما يتناقض مع الثابت من تواريخ التقارير الطبية التي تثبت بيقين أنها بعد العقد وليست قبله.</w:t>
+      </w:r>
+    </w:p>
+    <w:p>
+      <w:pPr>
+        <w:pStyle w:val="Heading2"/>
+        <w:jc w:val="right"/>
+        <w:bidi/>
+      </w:pPr>
+      <w:r>
+        <w:t>[نص الضبط / الحكم — المتن الفعلي] ===</w:t>
+        <w:br/>
+        <w:t>ةماعلا ةمكحملا نم ةلاحم ةيضقلا نأ هبابسأ يف مكحلا ركذ :مكحلاو ىوعدلا ةلاحإ ببس نيب ضقانتلا :اًسداس</w:t>
+        <w:br/>
+        <w:t>التي صدر منها الصك رقم (5855859) وتاريخ ‎57/٠١/75‏ ١ه‏ في القضية رقم ‎)57١188485(‏ وتاريخ</w:t>
+        <w:br/>
+        <w:t>5 اهه واستدلت في اختصاصها بالمادة (72) من اللائحة التنفيذية لنظام المرافعات الشرعية» ونص</w:t>
+        <w:br/>
+        <w:t>الحاجة منها:" فتحيلها إلى المحكمة المختصة وتلتزم المحكمة المحال إليها بنظر الدعوى" وحيث كانت الدعوى</w:t>
+        <w:br/>
+        <w:t>مرفوعة أساسا للنظر في إبطال عقد البيع فقد كان من الواجب على المحكمة أن تنظر في هذه الجزئية؛» ولكن</w:t>
+        <w:br/>
+        <w:t>يهو ةقيقحلا ىوعدلا ةعيبط نيب حيرصلا ضقانتلا نيبي اذهو .صصحلا ةميق ىلإ ترظن ةيراجتلا ةمكحملا</w:t>
+        <w:br/>
+        <w:t>النزاع في صحة العقد والمطالبة بإبطاله» وبين ما انتهى إليه الحال من تقييم حصص في شركة.</w:t>
       </w:r>
     </w:p>
     <w:p>
@@ -156,7 +447,7 @@
           <w:b w:val="0"/>
           <w:i w:val="0"/>
         </w:rPr>
-        <w:t>مکاعریو مکظفحی اللهو</w:t>
+        <w:t>والله يحفظكم ويرعاكم</w:t>
       </w:r>
     </w:p>
     <w:p>

--- a/zaini_case_audit_output/outputs/word/documents/072_مذكرة إلحاقية على قضية 42824717 ـ التماس ـ تناقض الحكم - 28-01-2026.docx
+++ b/zaini_case_audit_output/outputs/word/documents/072_مذكرة إلحاقية على قضية 42824717 ـ التماس ـ تناقض الحكم - 28-01-2026.docx
@@ -270,7 +270,7 @@
         <w:br/>
         <w:t>المورث (وهو البائع) للطرف الثاني (وهو المدعى عليه في هذه الدعوى- الملتمس) عن فترة ما قبل العقدء</w:t>
         <w:br/>
-        <w:t>.(ثروملا) عئابلا ةمذ يف هل ةقحتسم ةرئادلا اهربتعت مل «(سمتلملا هيلع ىعدملا) يرتشملا ةرجأف</w:t>
+        <w:t>فأجرة المشتري (المدعى عليه الملتمس)» لم تعتبرها الدائرة مستحقة له في ذمة البائع (المورث).</w:t>
         <w:br/>
         <w:t>وجرى في حكم الاستئناف عدد من التناقضات في إجراءات الإثبات ومنها: ‎-١‏ أن الحكم أشار إلى أن الدائرة</w:t>
         <w:br/>

--- a/zaini_case_audit_output/outputs/word/documents/072_مذكرة إلحاقية على قضية 42824717 ـ التماس ـ تناقض الحكم - 28-01-2026.docx
+++ b/zaini_case_audit_output/outputs/word/documents/072_مذكرة إلحاقية على قضية 42824717 ـ التماس ـ تناقض الحكم - 28-01-2026.docx
@@ -85,9 +85,19 @@
         <w:bidi/>
       </w:pPr>
       <w:r>
-        <w:t>[نص الضبط / الحكم — المتن الفعلي] ===</w:t>
+        <w:t>[المُرسَل إليه / المخاطَب والتحية] ===</w:t>
         <w:br/>
         <w:t>أصحاب الفضيلة رئيس وأعضاء الدائرة الاستئنافية الثانية بمحكمة الاستئناف بجدة حفظهم الله</w:t>
+      </w:r>
+    </w:p>
+    <w:p>
+      <w:pPr>
+        <w:pStyle w:val="Heading2"/>
+        <w:jc w:val="right"/>
+        <w:bidi/>
+      </w:pPr>
+      <w:r>
+        <w:t>[المتن الفعلي: الوقائع / الأسباب / المنطوق] ===</w:t>
         <w:br/>
         <w:t>السلام عليكم ورحمة الله وبركاته</w:t>
         <w:br/>
@@ -109,8 +119,28 @@
           <w:i w:val="0"/>
         </w:rPr>
         <w:t>إشارة للموضوع أعلاه وإلى التماس إعادة النظر المقدم عن موكلنا أسامة أحمد عباس زيني بموجب الوكالة</w:t>
+      </w:r>
+    </w:p>
+    <w:p>
+      <w:pPr>
+        <w:pStyle w:val="Heading2"/>
+        <w:jc w:val="right"/>
+        <w:bidi/>
+      </w:pPr>
+      <w:r>
+        <w:t>[المُرسَل إليه / المخاطَب والتحية] ===</w:t>
         <w:br/>
         <w:t>رقم (........) وتاريخ ../../.... نتقدم لأصحاب الفضيلة بهذه المذكرة الإلحاقية ببيان أهم التناقضات في الحكم</w:t>
+      </w:r>
+    </w:p>
+    <w:p>
+      <w:pPr>
+        <w:pStyle w:val="Heading2"/>
+        <w:jc w:val="right"/>
+        <w:bidi/>
+      </w:pPr>
+      <w:r>
+        <w:t>[المتن الفعلي: الوقائع / الأسباب / المنطوق] ===</w:t>
         <w:br/>
         <w:t>مما يوجب إعادة النظر فيه.</w:t>
         <w:br/>
@@ -182,8 +212,28 @@
         <w:t>الاستئناف رقم (5570751777) وتاريخ ‎555/07/١7‏ ١ه‏ بتأييد حكم محكمة الدرجة الأولى ثم أقام المستأنف</w:t>
         <w:br/>
         <w:t>ضده العديد من القضايا ضد موكلي أغلبها كيدية تم خسارتها.</w:t>
+      </w:r>
+    </w:p>
+    <w:p>
+      <w:pPr>
+        <w:pStyle w:val="Heading2"/>
+        <w:jc w:val="right"/>
+        <w:bidi/>
+      </w:pPr>
+      <w:r>
+        <w:t>[المُرسَل إليه / المخاطَب والتحية] ===</w:t>
         <w:br/>
         <w:t>أصحاب الفضيلة: نحيطكم علما بوجود عدد من التناقضات توجب إعادة النظر في الحكم وقبول الالتماس ومنها:</w:t>
+      </w:r>
+    </w:p>
+    <w:p>
+      <w:pPr>
+        <w:pStyle w:val="Heading2"/>
+        <w:jc w:val="right"/>
+        <w:bidi/>
+      </w:pPr>
+      <w:r>
+        <w:t>[المتن الفعلي: الوقائع / الأسباب / المنطوق] ===</w:t>
         <w:br/>
         <w:t>أولا: التناقض حول المورث: تناقض الحكم في أسبابه حيث ذكر في ص ؛ ‎١‏ بأن خطاب قاضي المحكمة العامة</w:t>
         <w:br/>
@@ -238,7 +288,7 @@
         <w:bidi/>
       </w:pPr>
       <w:r>
-        <w:t>[نص الضبط / الحكم — المتن الفعلي] ===</w:t>
+        <w:t>[المتن الفعلي: الوقائع / الأسباب / المنطوق] ===</w:t>
         <w:br/>
         <w:t>ساسأ ىلع ناك ةماسأ خيشلل صصحلا لقنب ءاكرشلا رارق نأ بابسألا يف ركذ :صصحلا لوح ضقانتلا :ايناث</w:t>
         <w:br/>
@@ -340,7 +390,7 @@
         <w:bidi/>
       </w:pPr>
       <w:r>
-        <w:t>[نص الضبط / الحكم — المتن الفعلي] ===</w:t>
+        <w:t>[المتن الفعلي: الوقائع / الأسباب / المنطوق] ===</w:t>
         <w:br/>
         <w:t>التزوير لجأ إلى الدفع بالغبن الفاحش. ومع ذلك لم تبطل المحكمة عقد البيع رغم الطعن فيه بالتزوير» ولم تأخذ</w:t>
         <w:br/>
@@ -376,7 +426,7 @@
         <w:br/>
         <w:t>كما أن القرائن احتفت بكونه غير مدرك وفاقد للأهلية" وهذه النتيجة تناقض التواريخ الثابتة من كون العقد</w:t>
         <w:br/>
-        <w:t>.هلبق سيلو دقعلا خيراتل ةقحال ةيسفنلا ةحصلاو ىفشتسملا خيراوتف هتيلهأ لاحو .ءثروملا عيقوتب احيحص مت</w:t>
+        <w:t>تم صحيحا بتوقيع المورثء. وحال أهليته فتواريخ المستشفى والصحة النفسية لاحقة لتاريخ العقد وليس قبله.</w:t>
         <w:br/>
         <w:t>كما أن الحكم طرح كما جاء في أسبابه المحرر الرسمي ومضمونه عندما قال:" وحيث وإن كان البيع أجرت</w:t>
         <w:br/>
@@ -408,7 +458,7 @@
         <w:bidi/>
       </w:pPr>
       <w:r>
-        <w:t>[ترويسة / كليشة وزارة العدل — معلومات رسمية متكررة] ===</w:t>
+        <w:t>[ترويسة / كليشة رسمية — معلومات متكررة] ===</w:t>
         <w:br/>
         <w:t>عنها إلى غيرها. كما يتناقض مع الثابت من تواريخ التقارير الطبية التي تثبت بيقين أنها بعد العقد وليست قبله.</w:t>
       </w:r>
@@ -420,7 +470,7 @@
         <w:bidi/>
       </w:pPr>
       <w:r>
-        <w:t>[نص الضبط / الحكم — المتن الفعلي] ===</w:t>
+        <w:t>[المتن الفعلي: الوقائع / الأسباب / المنطوق] ===</w:t>
         <w:br/>
         <w:t>ةماعلا ةمكحملا نم ةلاحم ةيضقلا نأ هبابسأ يف مكحلا ركذ :مكحلاو ىوعدلا ةلاحإ ببس نيب ضقانتلا :اًسداس</w:t>
         <w:br/>

--- a/zaini_case_audit_output/outputs/word/documents/072_مذكرة إلحاقية على قضية 42824717 ـ التماس ـ تناقض الحكم - 28-01-2026.docx
+++ b/zaini_case_audit_output/outputs/word/documents/072_مذكرة إلحاقية على قضية 42824717 ـ التماس ـ تناقض الحكم - 28-01-2026.docx
@@ -51,20 +51,6 @@
           <w:i/>
         </w:rPr>
         <w:t>[مخرج آلي / Script Output - سماوي]  [مخرج آلي يحتاج مراجعة بشرية - وردي]</w:t>
-      </w:r>
-    </w:p>
-    <w:p>
-      <w:pPr>
-        <w:jc w:val="right"/>
-        <w:bidi/>
-      </w:pPr>
-      <w:r>
-        <w:rPr>
-          <w:b w:val="0"/>
-          <w:i/>
-          <w:color w:val="C00000"/>
-        </w:rPr>
-        <w:t>[نص ممسوح OCR صُحِّح ترتيبه آلياً — قد يحتوي أخطاء طفيفة]</w:t>
       </w:r>
     </w:p>
     <w:p/>
@@ -144,7 +130,7 @@
         <w:br/>
         <w:t>مما يوجب إعادة النظر فيه.</w:t>
         <w:br/>
-        <w:t>:ةيلاتلا طاقنلا يف اهلمجأ :عئاقولا</w:t>
+        <w:t>الوقائع: أجملها في النقاط التالية:</w:t>
       </w:r>
     </w:p>
     <w:p>
@@ -159,9 +145,9 @@
         </w:rPr>
         <w:t>‎-١‏ وقع الملتمس عقدًا صحيحًا مع والده بتاريخ ا ار ا وعليه توفيع البائع وثلاثة شهود هم: الأستاذ</w:t>
         <w:br/>
-        <w:t>عم قفاوتمو حيحص فرصت وهو « يباصولا دعسم هدبع ذاتسألاو ءيدهنلا ناندع ذاتسألاو «يماثقلا لصيف</w:t>
+        <w:t>فيصل القثامي» والأستاذ عدنان النهديء والأستاذ عبده مسعد الوصابي » وهو تصرف صحيح ومتوافق مع</w:t>
         <w:br/>
-        <w:t>ةيعرش تاظوحلم وأ دويق يأ نودو ؛ثروملا وهو (عئابلا) ةايح يف احيحص عي بلا اذه متو ماظنلاو عرشلا حيحص</w:t>
+        <w:t>صحيح الشرع والنظام وتم هذا الب يع صحيحا في حياة (البائع) وهو المورث؛ ودون أي قيود أو ملحوظات شرعية</w:t>
         <w:br/>
         <w:t>أو نظامية تطعن في أهلية الطرفين وقت توقيع العقد» فهو بيع صحيح تم بتراضي الطرفين لقوله صلى الله عليه</w:t>
         <w:br/>
@@ -180,13 +166,13 @@
           <w:b w:val="0"/>
           <w:i w:val="0"/>
         </w:rPr>
-        <w:t>-١ ‎مقرب رداصلا ةدجب ةيرادإلا ةمكحملاب رشع ةعباسلا ةيراجتلا ةرئادلا نم يئاضقلا مكحلا ردص‏ /١17/١85١؟(‎</w:t>
+        <w:t>‎)؟/١17/١85١ ‏صدر الحكم القضائي من الدائرة التجارية السابعة عشر بالمحكمة الإدارية بجدة الصادر برقم‎ -١</w:t>
         <w:br/>
-        <w:t>‎خيراتو‏ 7”577/1١١7/ ‎١ه ‎دعب يضارتلاو قافتالاب مت يذلاو ءيلكوم نيبو ءمهدض سمنتلملا نيب حلاصتلا انمضتم‏</w:t>
+        <w:t>‏متضمنا التصالح بين الملتنمس ضدهمء وبين موكليء والذي تم بالاتفاق والتراضي بعد‎ ه١‎ 577/1١١7/”7 ‏وتاريخ‎</w:t>
         <w:br/>
         <w:t>‏عقد البيع المشار إليه أعلاه وتحديدا في تاريخ 7/7١577/1١هه على ألا تكون لهم أي مطالبات على (شركة‎</w:t>
         <w:br/>
-        <w:t>‎يراجت لجس ةدودحملا ةيراجتلا ينيز دمحأ‏ )7 ٠701١755157١ 5( ‎اهددعو حلصلا يف ةددحملا تاكرشلا نم اهريغو‏</w:t>
+        <w:t>‏وغيرها من الشركات المحددة في الصلح وعددها‎ )5 ٠701١755157١ 7( ‏أحمد زيني التجارية المحدودة سجل تجاري‎</w:t>
         <w:br/>
         <w:t>‏المستأنف في أي مطلب أو دعوى مهما كان نوعها أو سببها في الماضي والحاضر والمستقبل فيما يتعلق بتلك‎</w:t>
         <w:br/>
@@ -241,7 +227,7 @@
         <w:br/>
         <w:t>بأنه لم يبع أي شيء من أملاكه لأحد أبنائه» والمثبت بالصك رقم (85595/؟5؟3) وتاريخ 5757/5/8 ١ه"‏ ...</w:t>
         <w:br/>
-        <w:t>(ينطولا سرحلا ىفشتسم) ةيبطلا زيزعلا دبع كلملا ةنيدم نم يبط ريرقت رودص تباثلا نأ امك" :لاق نأ ىلإ</w:t>
+        <w:t>إلى أن قال: "كما أن الثابت صدور تقرير طبي من مدينة الملك عبد العزيز الطبية (مستشفى الحرس الوطني)</w:t>
         <w:br/>
         <w:t>بتاريخ 75 اهيبين عدم إدراك المورث» وعززه تقرير طبي في مستشفى الصحة النفسية المؤرخ في</w:t>
         <w:br/>
@@ -290,7 +276,7 @@
       <w:r>
         <w:t>[المتن الفعلي: الوقائع / الأسباب / المنطوق] ===</w:t>
         <w:br/>
-        <w:t>ساسأ ىلع ناك ةماسأ خيشلل صصحلا لقنب ءاكرشلا رارق نأ بابسألا يف ركذ :صصحلا لوح ضقانتلا :ايناث</w:t>
+        <w:t>ثانيا: التناقض حول الحصص: ذكر في الأسباب أن قرار الشركاء بنقل الحصص للشيخ أسامة كان على أساس</w:t>
         <w:br/>
         <w:t>مبلغ ‎)550,6٠٠(‏ أربعمائة وخمسون ألف ربإل» في حين أن القيمة السوقية التي أوردها تقرير أبو غزالة كانت</w:t>
         <w:br/>
@@ -308,9 +294,9 @@
         <w:br/>
         <w:t>مراعاة القيمة الحقيقة وأقربها للواقع والمحقق لإرادة الطرفين» وتكرر نفس الخطأ في الحكم الاستئناف.</w:t>
         <w:br/>
-        <w:t>:تاءارجإلا يف ضقانتلا :اثلاث</w:t>
+        <w:t>ثالثا: التناقض في الإجراءات:</w:t>
         <w:br/>
-        <w:t>امهتدارإ لماكب نيفرطلا نم عقوملا حيحصلا دقعلا هاجت يعرشلا ىضتقملا ةرئادلا رجت مل ‏-١‎ :يئادتبالا مكحلا</w:t>
+        <w:t>الحكم الابتدائي: ‎-١‏ لم تجر الدائرة المقتضى الشرعي تجاه العقد الصحيح الموقع من الطرفين بكامل إرادتهما</w:t>
         <w:br/>
         <w:t>وأهليتهماء فقد تم الطعن أمامها على العقد وذهب لمركز التحقيقات الجنائية.. ثم توقف الأمر دون أن يتأكد</w:t>
         <w:br/>
@@ -336,7 +322,7 @@
         <w:br/>
         <w:t>نظام الإثبات. ‎-٠‏ أن الحكم أغفل ما يلي: أ. توقيع المورث على عقد البيع والتخارج أمام كاتب العدل. ب.</w:t>
         <w:br/>
-        <w:t>عفدب يلكوم مايقو «(لاير ‏)١٠١٠٠٠١٠٠٠١‎ هيلع قفتملا غلبملل ثروملا ىقلت تبثت يتلا ةيكنبلا تادنتسملا</w:t>
+        <w:t>المستندات البنكية التي تثبت تلقى المورث للمبلغ المتفق عليه ‎١٠١٠٠٠١٠٠٠١(‏ ريال)» وقيام موكلي بدفع</w:t>
         <w:br/>
         <w:t>ديون على والده المورث من هذا المبلغ؛ بينما اعتمد الحكم على دليل غير محكم يتمثل في تقرير المحاسب رغم</w:t>
         <w:br/>
@@ -344,9 +330,9 @@
         <w:br/>
         <w:t>البيع تم في ‎57١‏ ١ه)»‏ ولا يخفى أنه في عالم الشركات فإن مدة سنة كافية لحدوث تغيرات جذرية في القيمة»</w:t>
         <w:br/>
-        <w:t>(ةدودحملا وكزوأ ةكرش) وهو ديدج كيرش لوخد لثم نابسحلا يف ذخؤت مل ةميقلا تعفر لماوع كانهو ةصاخ</w:t>
+        <w:t>خاصة وهناك عوامل رفعت القيمة لم تؤخذ في الحسبان مثل دخول شريك جديد وهو (شركة أوزكو المحدودة)</w:t>
         <w:br/>
-        <w:t>حصي الف ءلكك ةكرشلل ةيقوسلا ةميقلا عفري لماع هتاذ دحب وهو ءصصمحلا ءارش دعب ةكرشلل اهلامب مهاسمك</w:t>
+        <w:t>كمساهم بمالها للشركة بعد شراء الحمصصء وهو بحد ذاته عامل يرفع القيمة السوقية للشركة ككلء فلا يصح</w:t>
         <w:br/>
         <w:t>تقييم الحصص بمعزل عن هذا الحدث الجوهريء كما أن التقرير مجرد رأي استشاري لا يرقى إلى مستوى</w:t>
         <w:br/>
@@ -358,7 +344,7 @@
         <w:br/>
         <w:t>١-ورد‏ في صك الحكم ص ‎)١(‏ أن الدعوى رقم (372777537؟37) وتاريخ 57775/8 ١ه‏ المنظورة لدى القاضي</w:t>
         <w:br/>
-        <w:t>‏)١١١(‎ غلبم لباقمب مت يذلا دقعلا لاطبإب يعدملا اهيف بلاط ةدجب ةماعلا ةمكحملا يف يديازلا دمحم حلاص</w:t>
+        <w:t>صالح محمد الزايدي في المحكمة العامة بجدة طالب فيها المدعي بإبطال العقد الذي تم بمقابل مبلغ ‎)١١١(‏</w:t>
         <w:br/>
         <w:t>‏مليون ريال» ومعنى هذا أن سبب الطعن في العقد هو الثمن أو المقابل» وورد في نفس الصك ص (؟) طعن</w:t>
         <w:br/>
@@ -394,7 +380,7 @@
         <w:br/>
         <w:t>التزوير لجأ إلى الدفع بالغبن الفاحش. ومع ذلك لم تبطل المحكمة عقد البيع رغم الطعن فيه بالتزوير» ولم تأخذ</w:t>
         <w:br/>
-        <w:t>.(35-55) داوملا ةيندملا تالماعملا ماظنل اقفو هراثآ لمعت ملو هب</w:t>
+        <w:t>به ولم تعمل آثاره وفقا لنظام المعاملات المدنية المواد (35-55).</w:t>
         <w:br/>
         <w:t>"-جاء في حكم محكمة الاستئناف: حول العقد ص ‎)١5(‏ في الأسباب ما يدل على التناقض العجيب ونصه:"</w:t>
         <w:br/>
@@ -446,7 +432,7 @@
         <w:br/>
         <w:t>لهاء ولم ينكر واقعة البيع لهاء إنما يطعن في صحة القيمة التي ابتاعها المدعى عليه» وفقا لما أسس به الدعوى</w:t>
         <w:br/>
-        <w:t>ركذلا ةفنآ داوملا هذه لامعإ نكمي الف هيلعو «كاردإلاو ةيلهألل ادقاف ثروملا نوكو ءشحافلا نبغلا دوجو نم</w:t>
+        <w:t>من وجود الغبن الفاحشء وكون المورث فاقدا للأهلية والإدراك» وعليه فلا يمكن إعمال هذه المواد آنفة الذكر</w:t>
         <w:br/>
         <w:t>على الواقعة محل الدعوى". وهذا يتناقض مع الثابت فقها ونظاما من أنه إذا تم العقد بإرادة صحيحة فلا يعدل</w:t>
       </w:r>
@@ -472,7 +458,7 @@
       <w:r>
         <w:t>[المتن الفعلي: الوقائع / الأسباب / المنطوق] ===</w:t>
         <w:br/>
-        <w:t>ةماعلا ةمكحملا نم ةلاحم ةيضقلا نأ هبابسأ يف مكحلا ركذ :مكحلاو ىوعدلا ةلاحإ ببس نيب ضقانتلا :اًسداس</w:t>
+        <w:t>سادسًا: التناقض بين سبب إحالة الدعوى والحكم: ذكر الحكم في أسبابه أن القضية محالة من المحكمة العامة</w:t>
         <w:br/>
         <w:t>التي صدر منها الصك رقم (5855859) وتاريخ ‎57/٠١/75‏ ١ه‏ في القضية رقم ‎)57١188485(‏ وتاريخ</w:t>
         <w:br/>
@@ -482,7 +468,7 @@
         <w:br/>
         <w:t>مرفوعة أساسا للنظر في إبطال عقد البيع فقد كان من الواجب على المحكمة أن تنظر في هذه الجزئية؛» ولكن</w:t>
         <w:br/>
-        <w:t>يهو ةقيقحلا ىوعدلا ةعيبط نيب حيرصلا ضقانتلا نيبي اذهو .صصحلا ةميق ىلإ ترظن ةيراجتلا ةمكحملا</w:t>
+        <w:t>المحكمة التجارية نظرت إلى قيمة الحصص. وهذا يبين التناقض الصريح بين طبيعة الدعوى الحقيقة وهي</w:t>
         <w:br/>
         <w:t>النزاع في صحة العقد والمطالبة بإبطاله» وبين ما انتهى إليه الحال من تقييم حصص في شركة.</w:t>
       </w:r>
